--- a/templates/resume/1.docx
+++ b/templates/resume/1.docx
@@ -13,16 +13,18 @@
           <w:szCs w:val="58"/>
         </w:rPr>
       </w:pPr>
+      <w:bookmarkStart w:id="0" w:name="_GoBack"/>
       <w:r>
         <w:rPr>
           <w:rFonts w:ascii="Cambria" w:hAnsi="Cambria"/>
           <w:b/>
           <w:color w:val="2A7B88"/>
-          <w:sz w:val="58"/>
-          <w:szCs w:val="58"/>
+          <w:sz w:val="52"/>
+          <w:szCs w:val="52"/>
         </w:rPr>
         <w:t>{name}</w:t>
       </w:r>
+      <w:bookmarkEnd w:id="0"/>
     </w:p>
     <w:p>
       <w:pPr>
@@ -169,25 +171,25 @@
       <w:pPr>
         <w:spacing w:before="240" w:after="160"/>
         <w:rPr>
-          <w:rFonts w:ascii="Cambria" w:hAnsi="Cambria" w:cstheme="minorHAnsi"/>
+          <w:rFonts w:hint="default" w:ascii="Cambria" w:hAnsi="Cambria" w:cstheme="minorHAnsi"/>
           <w:b/>
           <w:color w:val="2A7B88"/>
           <w:sz w:val="30"/>
           <w:szCs w:val="30"/>
-        </w:rPr>
-      </w:pPr>
-      <w:r>
-        <w:rPr>
-          <w:rFonts w:ascii="Cambria" w:hAnsi="Cambria" w:cstheme="minorHAnsi"/>
+          <w:lang w:val="en-US"/>
+        </w:rPr>
+      </w:pPr>
+      <w:r>
+        <w:rPr>
+          <w:rFonts w:hint="default" w:ascii="Cambria" w:hAnsi="Cambria" w:cstheme="minorHAnsi"/>
           <w:b/>
           <w:color w:val="2A7B88"/>
           <w:sz w:val="30"/>
           <w:szCs w:val="30"/>
-        </w:rPr>
-        <w:t>Summary</w:t>
-      </w:r>
-      <w:bookmarkStart w:id="0" w:name="_GoBack"/>
-      <w:bookmarkEnd w:id="0"/>
+          <w:lang w:val="en-US"/>
+        </w:rPr>
+        <w:t>SUMMARY</w:t>
+      </w:r>
     </w:p>
     <w:p>
       <w:pPr>
@@ -334,11 +336,12 @@
       <w:pPr>
         <w:spacing w:before="240" w:after="160"/>
         <w:rPr>
-          <w:rFonts w:ascii="Cambria" w:hAnsi="Cambria"/>
+          <w:rFonts w:hint="default" w:ascii="Cambria" w:hAnsi="Cambria"/>
           <w:b/>
           <w:color w:val="2A7B88"/>
           <w:sz w:val="30"/>
           <w:szCs w:val="30"/>
+          <w:lang w:val="en-US"/>
         </w:rPr>
       </w:pPr>
       <w:r>
@@ -349,7 +352,18 @@
           <w:sz w:val="30"/>
           <w:szCs w:val="30"/>
         </w:rPr>
-        <w:t>Skills</w:t>
+        <w:t>S</w:t>
+      </w:r>
+      <w:r>
+        <w:rPr>
+          <w:rFonts w:hint="default" w:ascii="Cambria" w:hAnsi="Cambria"/>
+          <w:b/>
+          <w:color w:val="2A7B88"/>
+          <w:sz w:val="30"/>
+          <w:szCs w:val="30"/>
+          <w:lang w:val="en-US"/>
+        </w:rPr>
+        <w:t>KILLS</w:t>
       </w:r>
     </w:p>
     <w:p>
@@ -644,7 +658,7 @@
     <w:lsdException w:uiPriority="99" w:name="Closing"/>
     <w:lsdException w:uiPriority="99" w:name="Signature"/>
     <w:lsdException w:qFormat="1" w:uiPriority="1" w:name="Default Paragraph Font"/>
-    <w:lsdException w:unhideWhenUsed="0" w:uiPriority="0" w:semiHidden="0" w:name="Body Text"/>
+    <w:lsdException w:qFormat="1" w:unhideWhenUsed="0" w:uiPriority="0" w:semiHidden="0" w:name="Body Text"/>
     <w:lsdException w:uiPriority="99" w:name="Body Text Indent"/>
     <w:lsdException w:uiPriority="99" w:name="List Continue"/>
     <w:lsdException w:uiPriority="99" w:name="List Continue 2"/>
@@ -663,7 +677,7 @@
     <w:lsdException w:uiPriority="99" w:name="Body Text Indent 2"/>
     <w:lsdException w:uiPriority="99" w:name="Body Text Indent 3"/>
     <w:lsdException w:uiPriority="99" w:name="Block Text"/>
-    <w:lsdException w:uiPriority="99" w:semiHidden="0" w:name="Hyperlink"/>
+    <w:lsdException w:qFormat="1" w:uiPriority="99" w:semiHidden="0" w:name="Hyperlink"/>
     <w:lsdException w:uiPriority="99" w:name="FollowedHyperlink"/>
     <w:lsdException w:qFormat="1" w:unhideWhenUsed="0" w:uiPriority="22" w:semiHidden="0" w:name="Strong"/>
     <w:lsdException w:qFormat="1" w:unhideWhenUsed="0" w:uiPriority="20" w:semiHidden="0" w:name="Emphasis"/>
@@ -681,7 +695,7 @@
     <w:lsdException w:uiPriority="99" w:name="HTML Sample"/>
     <w:lsdException w:uiPriority="99" w:name="HTML Typewriter"/>
     <w:lsdException w:uiPriority="99" w:name="HTML Variable"/>
-    <w:lsdException w:uiPriority="99" w:name="Normal Table"/>
+    <w:lsdException w:qFormat="1" w:uiPriority="99" w:name="Normal Table"/>
     <w:lsdException w:uiPriority="99" w:name="annotation subject"/>
     <w:lsdException w:uiPriority="99" w:name="Table Simple 1"/>
     <w:lsdException w:uiPriority="99" w:name="Table Simple 2"/>
@@ -726,7 +740,7 @@
     <w:lsdException w:uiPriority="99" w:name="Table Web 2"/>
     <w:lsdException w:uiPriority="99" w:name="Table Web 3"/>
     <w:lsdException w:uiPriority="99" w:name="Balloon Text"/>
-    <w:lsdException w:unhideWhenUsed="0" w:uiPriority="39" w:semiHidden="0" w:name="Table Grid"/>
+    <w:lsdException w:qFormat="1" w:unhideWhenUsed="0" w:uiPriority="39" w:semiHidden="0" w:name="Table Grid"/>
     <w:lsdException w:uiPriority="99" w:name="Table Theme"/>
     <w:lsdException w:unhideWhenUsed="0" w:uiPriority="60" w:semiHidden="0" w:name="Light Shading"/>
     <w:lsdException w:unhideWhenUsed="0" w:uiPriority="61" w:semiHidden="0" w:name="Light List"/>
@@ -860,6 +874,7 @@
     <w:name w:val="Normal Table"/>
     <w:semiHidden/>
     <w:unhideWhenUsed/>
+    <w:qFormat/>
     <w:uiPriority w:val="99"/>
     <w:tblPr>
       <w:tblLayout w:type="fixed"/>
@@ -892,6 +907,7 @@
   <w:style w:type="paragraph" w:styleId="3">
     <w:name w:val="Body Text"/>
     <w:basedOn w:val="1"/>
+    <w:qFormat/>
     <w:uiPriority w:val="0"/>
     <w:pPr>
       <w:spacing w:before="0" w:after="140" w:line="276" w:lineRule="auto"/>
@@ -909,6 +925,7 @@
   <w:style w:type="table" w:styleId="6">
     <w:name w:val="Table Grid"/>
     <w:basedOn w:val="5"/>
+    <w:qFormat/>
     <w:uiPriority w:val="39"/>
     <w:pPr>
       <w:spacing w:after="0" w:line="240" w:lineRule="auto"/>
@@ -929,6 +946,7 @@
     <w:name w:val="Hyperlink"/>
     <w:basedOn w:val="7"/>
     <w:unhideWhenUsed/>
+    <w:qFormat/>
     <w:uiPriority w:val="99"/>
     <w:rPr>
       <w:color w:val="0563C1" w:themeColor="hyperlink"/>
